--- a/.claude/skills/weak-agent-test/scenarios/invoice/invoice.docx
+++ b/.claude/skills/weak-agent-test/scenarios/invoice/invoice.docx
@@ -1,6 +1,6 @@
 
 <file path=word/document.xml><?xml version="1.0" encoding="utf-8"?>
-<w:document xmlns:wpc="http://schemas.microsoft.com/office/word/2010/wordprocessingCanvas" xmlns:cx="http://schemas.microsoft.com/office/drawing/2014/chartex" xmlns:cx1="http://schemas.microsoft.com/office/drawing/2015/9/8/chartex" xmlns:cx2="http://schemas.microsoft.com/office/drawing/2015/10/21/chartex" xmlns:cx3="http://schemas.microsoft.com/office/drawing/2016/5/9/chartex" xmlns:cx4="http://schemas.microsoft.com/office/drawing/2016/5/10/chartex" xmlns:cx5="http://schemas.microsoft.com/office/drawing/2016/5/11/chartex" xmlns:cx6="http://schemas.microsoft.com/office/drawing/2016/5/12/chartex" xmlns:cx7="http://schemas.microsoft.com/office/drawing/2016/5/13/chartex" xmlns:cx8="http://schemas.microsoft.com/office/drawing/2016/5/14/chartex" xmlns:mc="http://schemas.openxmlformats.org/markup-compatibility/2006" xmlns:aink="http://schemas.microsoft.com/office/drawing/2016/ink" xmlns:am3d="http://schemas.microsoft.com/office/drawing/2017/model3d" xmlns:o="urn:schemas-microsoft-com:office:office" xmlns:r="http://schemas.openxmlformats.org/officeDocument/2006/relationships" xmlns:m="http://schemas.openxmlformats.org/officeDocument/2006/math" xmlns:v="urn:schemas-microsoft-com:vml" xmlns:wp14="http://schemas.microsoft.com/office/word/2010/wordprocessingDrawing" xmlns:wp="http://schemas.openxmlformats.org/drawingml/2006/wordprocessingDrawing" xmlns:w10="urn:schemas-microsoft-com:office:word" xmlns:w="http://schemas.openxmlformats.org/wordprocessingml/2006/main" xmlns:w14="http://schemas.microsoft.com/office/word/2010/wordml" xmlns:w15="http://schemas.microsoft.com/office/word/2012/wordml" xmlns:w16cid="http://schemas.microsoft.com/office/word/2016/wordml/cid" xmlns:w16se="http://schemas.microsoft.com/office/word/2015/wordml/symex" xmlns:wpg="http://schemas.microsoft.com/office/word/2010/wordprocessingGroup" xmlns:wpi="http://schemas.microsoft.com/office/word/2010/wordprocessingInk" xmlns:wne="http://schemas.microsoft.com/office/word/2006/wordml" xmlns:wps="http://schemas.microsoft.com/office/word/2010/wordprocessingShape" mc:Ignorable="w14 w15 w16se w16cid wp14">
+<w:document xmlns:wpc="http://schemas.microsoft.com/office/word/2010/wordprocessingCanvas" xmlns:cx="http://schemas.microsoft.com/office/drawing/2014/chartex" xmlns:cx1="http://schemas.microsoft.com/office/drawing/2015/9/8/chartex" xmlns:cx2="http://schemas.microsoft.com/office/drawing/2015/10/21/chartex" xmlns:cx3="http://schemas.microsoft.com/office/drawing/2016/5/9/chartex" xmlns:cx4="http://schemas.microsoft.com/office/drawing/2016/5/10/chartex" xmlns:cx5="http://schemas.microsoft.com/office/drawing/2016/5/11/chartex" xmlns:cx6="http://schemas.microsoft.com/office/drawing/2016/5/12/chartex" xmlns:cx7="http://schemas.microsoft.com/office/drawing/2016/5/13/chartex" xmlns:cx8="http://schemas.microsoft.com/office/drawing/2016/5/14/chartex" xmlns:mc="http://schemas.openxmlformats.org/markup-compatibility/2006" xmlns:aink="http://schemas.microsoft.com/office/drawing/2016/ink" xmlns:am3d="http://schemas.microsoft.com/office/drawing/2017/model3d" xmlns:o="urn:schemas-microsoft-com:office:office" xmlns:r="http://schemas.openxmlformats.org/officeDocument/2006/relationships" xmlns:m="http://schemas.openxmlformats.org/officeDocument/2006/math" xmlns:v="urn:schemas-microsoft-com:vml" xmlns:wp14="http://schemas.microsoft.com/office/word/2010/wordprocessingDrawing" xmlns:wp="http://schemas.openxmlformats.org/drawingml/2006/wordprocessingDrawing" xmlns:w10="urn:schemas-microsoft-com:office:word" xmlns:w="http://schemas.openxmlformats.org/wordprocessingml/2006/main" xmlns:w14="http://schemas.microsoft.com/office/word/2010/wordml" xmlns:w15="http://schemas.microsoft.com/office/word/2012/wordml" xmlns:w16cid="http://schemas.microsoft.com/office/word/2016/wordml/cid" xmlns:w16se="http://schemas.microsoft.com/office/word/2015/wordml/symex" xmlns:wpg="http://schemas.microsoft.com/office/word/2010/wordprocessingGroup" xmlns:wpi="http://schemas.microsoft.com/office/word/2010/wordprocessingInk" xmlns:wne="http://schemas.microsoft.com/office/word/2006/wordml" xmlns:wps="http://schemas.microsoft.com/office/word/2010/wordprocessingShape" xmlns:dcx="urn:docx-cli:raw" mc:Ignorable="w14 w15 w16se w16cid wp14 dcx">
   <w:body>
     <w:p>
       <w:pPr>
@@ -1574,7 +1574,7 @@
         </w:rPr>
       </w:pPr>
     </w:p>
-    <w:p>
+    <w:p xmlns:w="http://schemas.openxmlformats.org/wordprocessingml/2006/main" xmlns:mc="http://schemas.openxmlformats.org/markup-compatibility/2006" xmlns:wp="http://schemas.openxmlformats.org/drawingml/2006/wordprocessingDrawing" xmlns:a="http://schemas.openxmlformats.org/drawingml/2006/main" xmlns:wps="http://schemas.microsoft.com/office/word/2010/wordprocessingShape" xmlns:v="urn:schemas-microsoft-com:vml" dcx:raw="1">
       <w:pPr>
         <w:spacing w:after="0"/>
         <w:rPr>
@@ -1588,6 +1588,93 @@
           <w:sz w:val="24"/>
         </w:rPr>
         <w:t>Thank you for your business.</w:t>
+      </w:r>
+      <w:r>
+        <mc:AlternateContent>
+          <mc:Choice Requires="wps">
+            <w:drawing>
+              <wp:anchor distT="0" distB="0" distL="114300" distR="114300" simplePos="0" relativeHeight="251660288" behindDoc="0" locked="0" layoutInCell="1" allowOverlap="1">
+                <wp:simplePos x="0" y="0"/>
+                <wp:positionH relativeFrom="margin">
+                  <wp:align>right</wp:align>
+                </wp:positionH>
+                <wp:positionV relativeFrom="paragraph">
+                  <wp:posOffset>0</wp:posOffset>
+                </wp:positionV>
+                <wp:extent cx="2286000" cy="457200"/>
+                <wp:effectExtent l="0" t="0" r="0" b="0"/>
+                <wp:wrapSquare wrapText="bothSides"/>
+                <wp:docPr id="7" name="Text Box 7"/>
+                <wp:cNvGraphicFramePr/>
+                <a:graphic>
+                  <a:graphicData uri="http://schemas.microsoft.com/office/word/2010/wordprocessingShape">
+                    <wps:wsp>
+                      <wps:cNvSpPr txBox="1"/>
+                      <wps:spPr>
+                        <a:xfrm>
+                          <a:off x="0" y="0"/>
+                          <a:ext cx="2286000" cy="457200"/>
+                        </a:xfrm>
+                        <a:prstGeom prst="rect">
+                          <a:avLst/>
+                        </a:prstGeom>
+                        <a:solidFill>
+                          <a:srgbClr val="FFF2CC"/>
+                        </a:solidFill>
+                        <a:ln w="19050">
+                          <a:solidFill>
+                            <a:srgbClr val="C00000"/>
+                          </a:solidFill>
+                        </a:ln>
+                      </wps:spPr>
+                      <wps:txbx>
+                        <w:txbxContent>
+                          <w:p>
+                            <w:pPr>
+                              <w:jc w:val="center"/>
+                            </w:pPr>
+                            <w:r>
+                              <w:rPr>
+                                <w:b/>
+                                <w:color w:val="C00000"/>
+                              </w:rPr>
+                              <w:t>TEMPLATE — DO NOT SEND</w:t>
+                            </w:r>
+                          </w:p>
+                        </w:txbxContent>
+                      </wps:txbx>
+                      <wps:bodyPr rot="0" vert="horz" wrap="square" anchor="ctr" anchorCtr="0">
+                        <a:noAutofit/>
+                      </wps:bodyPr>
+                    </wps:wsp>
+                  </a:graphicData>
+                </a:graphic>
+              </wp:anchor>
+            </w:drawing>
+          </mc:Choice>
+          <mc:Fallback>
+            <w:pict>
+              <v:rect style="position:absolute;margin-left:0;margin-top:0;width:180pt;height:36pt;z-index:251660288;mso-position-horizontal:right;mso-position-horizontal-relative:margin" fillcolor="#FFF2CC" strokecolor="#C00000" strokeweight="1.5pt">
+                <v:textbox>
+                  <w:txbxContent>
+                    <w:p>
+                      <w:pPr>
+                        <w:jc w:val="center"/>
+                      </w:pPr>
+                      <w:r>
+                        <w:rPr>
+                          <w:b/>
+                          <w:color w:val="C00000"/>
+                        </w:rPr>
+                        <w:t>TEMPLATE — DO NOT SEND</w:t>
+                      </w:r>
+                    </w:p>
+                  </w:txbxContent>
+                </v:textbox>
+              </v:rect>
+            </w:pict>
+          </mc:Fallback>
+        </mc:AlternateContent>
       </w:r>
     </w:p>
     <w:p>
